--- a/zht/docx/161.content.docx
+++ b/zht/docx/161.content.docx
@@ -504,18 +504,12 @@
           <w:lang w:val="zh_TW" w:bidi="zh_TW"/>
         </w:rPr>
       </w:r>
-      <w:hyperlink r:id="rId13">
-        <w:r>
-          <w:rPr>
-            <w:lang w:val="zh_TW" w:bidi="zh_TW"/>
-          </w:rPr>
-          <w:rPr>
-            <w:color w:val="0000EE"/>
-            <w:u w:val="single"/>
-          </w:rPr>
-          <w:t>哥林多前書12:10</w:t>
-        </w:r>
-      </w:hyperlink>
+      <w:r>
+        <w:rPr>
+          <w:lang w:val="zh_TW" w:bidi="zh_TW"/>
+        </w:rPr>
+        <w:t>哥林多前書12:10</w:t>
+      </w:r>
     </w:p>
     <w:p>
       <w:pPr>
@@ -528,18 +522,12 @@
           <w:lang w:val="zh_TW" w:bidi="zh_TW"/>
         </w:rPr>
       </w:r>
-      <w:hyperlink r:id="rId14">
-        <w:r>
-          <w:rPr>
-            <w:lang w:val="zh_TW" w:bidi="zh_TW"/>
-          </w:rPr>
-          <w:rPr>
-            <w:color w:val="0000EE"/>
-            <w:u w:val="single"/>
-          </w:rPr>
-          <w:t>約翰壹書3:18</w:t>
-        </w:r>
-      </w:hyperlink>
+      <w:r>
+        <w:rPr>
+          <w:lang w:val="zh_TW" w:bidi="zh_TW"/>
+        </w:rPr>
+        <w:t>約翰壹書3:18</w:t>
+      </w:r>
     </w:p>
     <w:p>
       <w:pPr>
@@ -552,18 +540,12 @@
           <w:lang w:val="zh_TW" w:bidi="zh_TW"/>
         </w:rPr>
       </w:r>
-      <w:hyperlink r:id="rId15">
-        <w:r>
-          <w:rPr>
-            <w:lang w:val="zh_TW" w:bidi="zh_TW"/>
-          </w:rPr>
-          <w:rPr>
-            <w:color w:val="0000EE"/>
-            <w:u w:val="single"/>
-          </w:rPr>
-          <w:t>撒母耳記下23:2</w:t>
-        </w:r>
-      </w:hyperlink>
+      <w:r>
+        <w:rPr>
+          <w:lang w:val="zh_TW" w:bidi="zh_TW"/>
+        </w:rPr>
+        <w:t>撒母耳記下23:2</w:t>
+      </w:r>
     </w:p>
     <w:p>
       <w:pPr>
@@ -576,18 +558,12 @@
           <w:lang w:val="zh_TW" w:bidi="zh_TW"/>
         </w:rPr>
       </w:r>
-      <w:hyperlink r:id="rId16">
-        <w:r>
-          <w:rPr>
-            <w:lang w:val="zh_TW" w:bidi="zh_TW"/>
-          </w:rPr>
-          <w:rPr>
-            <w:color w:val="0000EE"/>
-            <w:u w:val="single"/>
-          </w:rPr>
-          <w:t>使徒行傳2:26</w:t>
-        </w:r>
-      </w:hyperlink>
+      <w:r>
+        <w:rPr>
+          <w:lang w:val="zh_TW" w:bidi="zh_TW"/>
+        </w:rPr>
+        <w:t>使徒行傳2:26</w:t>
+      </w:r>
     </w:p>
     <w:p>
       <w:pPr>
@@ -600,18 +576,12 @@
           <w:lang w:val="zh_TW" w:bidi="zh_TW"/>
         </w:rPr>
       </w:r>
-      <w:hyperlink r:id="rId17">
-        <w:r>
-          <w:rPr>
-            <w:lang w:val="zh_TW" w:bidi="zh_TW"/>
-          </w:rPr>
-          <w:rPr>
-            <w:color w:val="0000EE"/>
-            <w:u w:val="single"/>
-          </w:rPr>
-          <w:t>以西結書36:3</w:t>
-        </w:r>
-      </w:hyperlink>
+      <w:r>
+        <w:rPr>
+          <w:lang w:val="zh_TW" w:bidi="zh_TW"/>
+        </w:rPr>
+        <w:t>以西結書36:3</w:t>
+      </w:r>
     </w:p>
     <w:p>
       <w:pPr>
@@ -624,18 +594,12 @@
           <w:lang w:val="zh_TW" w:bidi="zh_TW"/>
         </w:rPr>
       </w:r>
-      <w:hyperlink r:id="rId18">
-        <w:r>
-          <w:rPr>
-            <w:lang w:val="zh_TW" w:bidi="zh_TW"/>
-          </w:rPr>
-          <w:rPr>
-            <w:color w:val="0000EE"/>
-            <w:u w:val="single"/>
-          </w:rPr>
-          <w:t>腓立比書2:11</w:t>
-        </w:r>
-      </w:hyperlink>
+      <w:r>
+        <w:rPr>
+          <w:lang w:val="zh_TW" w:bidi="zh_TW"/>
+        </w:rPr>
+        <w:t>腓立比書2:11</w:t>
+      </w:r>
     </w:p>
     <w:p>
       <w:pPr>

--- a/zht/docx/161.content.docx
+++ b/zht/docx/161.content.docx
@@ -407,13 +407,13 @@
         <w:rPr>
           <w:lang w:val="zh_TW" w:bidi="zh_TW"/>
         </w:rPr>
-        <w:t>（另見：</w:t>
-      </w:r>
-      <w:r>
-        <w:rPr>
-          <w:lang w:val="zh_TW" w:bidi="zh_TW"/>
-        </w:rPr>
-        <w:t>恩賜</w:t>
+        <w:t>（另見：恩賜、</w:t>
+      </w:r>
+      <w:r>
+        <w:rPr>
+          <w:lang w:val="zh_TW" w:bidi="zh_TW"/>
+        </w:rPr>
+        <w:t>聖靈</w:t>
       </w:r>
       <w:r>
         <w:rPr>
@@ -425,7 +425,7 @@
         <w:rPr>
           <w:lang w:val="zh_TW" w:bidi="zh_TW"/>
         </w:rPr>
-        <w:t>聖靈</w:t>
+        <w:t>喜樂</w:t>
       </w:r>
       <w:r>
         <w:rPr>
@@ -437,37 +437,13 @@
         <w:rPr>
           <w:lang w:val="zh_TW" w:bidi="zh_TW"/>
         </w:rPr>
-        <w:t>喜樂</w:t>
-      </w:r>
-      <w:r>
-        <w:rPr>
-          <w:lang w:val="zh_TW" w:bidi="zh_TW"/>
-        </w:rPr>
-        <w:t>、</w:t>
-      </w:r>
-      <w:r>
-        <w:rPr>
-          <w:lang w:val="zh_TW" w:bidi="zh_TW"/>
-        </w:rPr>
         <w:t>讚美</w:t>
       </w:r>
       <w:r>
         <w:rPr>
           <w:lang w:val="zh_TW" w:bidi="zh_TW"/>
         </w:rPr>
-        <w:t>、</w:t>
-      </w:r>
-      <w:r>
-        <w:rPr>
-          <w:lang w:val="zh_TW" w:bidi="zh_TW"/>
-        </w:rPr>
-        <w:t>歡欣</w:t>
-      </w:r>
-      <w:r>
-        <w:rPr>
-          <w:lang w:val="zh_TW" w:bidi="zh_TW"/>
-        </w:rPr>
-        <w:t>、</w:t>
+        <w:t>、歡欣、</w:t>
       </w:r>
       <w:r>
         <w:rPr>
